--- a/2026学会论文成稿/王安娜-学会教育论文_v3.docx
+++ b/2026学会论文成稿/王安娜-学会教育论文_v3.docx
@@ -4,84 +4,51 @@
   <w:body>
     <w:p>
       <w:pPr>
-        <w:spacing w:line="360" w:lineRule="auto"/>
+        <w:spacing w:line="360" w:lineRule="auto" w:before="0" w:after="0"/>
         <w:jc w:val="center"/>
       </w:pPr>
       <w:r>
-        <w:rPr>
-          <w:rFonts w:ascii="Times New Roman" w:hAnsi="Times New Roman" w:eastAsia="黑体"/>
-          <w:b w:val="0"/>
-          <w:sz w:val="32"/>
-        </w:rPr>
-        <w:t>教学专题研究类</w:t>
+        <w:drawing>
+          <wp:inline xmlns:a="http://schemas.openxmlformats.org/drawingml/2006/main" xmlns:pic="http://schemas.openxmlformats.org/drawingml/2006/picture">
+            <wp:extent cx="5277600" cy="7463305"/>
+            <wp:docPr id="1" name="Picture 1"/>
+            <wp:cNvGraphicFramePr>
+              <a:graphicFrameLocks noChangeAspect="1"/>
+            </wp:cNvGraphicFramePr>
+            <a:graphic>
+              <a:graphicData uri="http://schemas.openxmlformats.org/drawingml/2006/picture">
+                <pic:pic>
+                  <pic:nvPicPr>
+                    <pic:cNvPr id="0" name="封面_简洁版.png"/>
+                    <pic:cNvPicPr/>
+                  </pic:nvPicPr>
+                  <pic:blipFill>
+                    <a:blip r:embed="rId19"/>
+                    <a:stretch>
+                      <a:fillRect/>
+                    </a:stretch>
+                  </pic:blipFill>
+                  <pic:spPr>
+                    <a:xfrm>
+                      <a:off x="0" y="0"/>
+                      <a:ext cx="5277600" cy="7463305"/>
+                    </a:xfrm>
+                    <a:prstGeom prst="rect"/>
+                  </pic:spPr>
+                </pic:pic>
+              </a:graphicData>
+            </a:graphic>
+          </wp:inline>
+        </w:drawing>
       </w:r>
     </w:p>
     <w:p>
       <w:pPr>
-        <w:spacing w:line="360" w:lineRule="auto"/>
+        <w:spacing w:line="360" w:lineRule="auto" w:before="0" w:after="0"/>
         <w:jc w:val="center"/>
       </w:pPr>
       <w:r>
-        <w:rPr>
-          <w:rFonts w:ascii="Times New Roman" w:hAnsi="Times New Roman" w:eastAsia="黑体"/>
-          <w:b w:val="0"/>
-          <w:sz w:val="32"/>
-        </w:rPr>
-        <w:t>（小学语文）</w:t>
-      </w:r>
-    </w:p>
-    <w:p>
-      <w:pPr>
-        <w:spacing w:line="360" w:lineRule="auto"/>
-        <w:jc w:val="center"/>
-      </w:pPr>
-    </w:p>
-    <w:p>
-      <w:pPr>
-        <w:spacing w:line="360" w:lineRule="auto"/>
-        <w:jc w:val="center"/>
-      </w:pPr>
-      <w:r>
-        <w:rPr>
-          <w:rFonts w:ascii="Times New Roman" w:hAnsi="Times New Roman" w:eastAsia="黑体"/>
-          <w:b w:val="0"/>
-          <w:sz w:val="32"/>
-        </w:rPr>
-        <w:t>失衡·校准·均衡</w:t>
-      </w:r>
-    </w:p>
-    <w:p>
-      <w:pPr>
-        <w:spacing w:line="360" w:lineRule="auto"/>
-        <w:jc w:val="center"/>
-      </w:pPr>
-      <w:r>
-        <w:rPr>
-          <w:rFonts w:ascii="Times New Roman" w:hAnsi="Times New Roman" w:eastAsia="黑体"/>
-          <w:b w:val="0"/>
-          <w:sz w:val="32"/>
-        </w:rPr>
-        <w:t>——AI赋能下小学语文三元协同师生互动优化策略</w:t>
-      </w:r>
-    </w:p>
-    <w:p>
-      <w:pPr>
-        <w:spacing w:line="360" w:lineRule="auto"/>
-        <w:jc w:val="center"/>
-      </w:pPr>
-    </w:p>
-    <w:p>
-      <w:pPr>
-        <w:spacing w:line="360" w:lineRule="auto"/>
-        <w:jc w:val="center"/>
-      </w:pPr>
-      <w:r>
-        <w:rPr>
-          <w:rFonts w:ascii="Times New Roman" w:hAnsi="Times New Roman" w:eastAsia="宋体"/>
-          <w:b w:val="0"/>
-          <w:sz w:val="24"/>
-        </w:rPr>
-        <w:t>二〇二六年九月</w:t>
+        <w:br w:type="page"/>
       </w:r>
     </w:p>
     <w:sdt>
@@ -539,7 +506,7 @@
         <w:drawing>
           <wp:inline xmlns:a="http://schemas.openxmlformats.org/drawingml/2006/main" xmlns:pic="http://schemas.openxmlformats.org/drawingml/2006/picture">
             <wp:extent cx="5040000" cy="1178100"/>
-            <wp:docPr id="1" name="Picture 1"/>
+            <wp:docPr id="2" name="Picture 2"/>
             <wp:cNvGraphicFramePr>
               <a:graphicFrameLocks noChangeAspect="1"/>
             </wp:cNvGraphicFramePr>
@@ -684,7 +651,7 @@
         <w:drawing>
           <wp:inline xmlns:a="http://schemas.openxmlformats.org/drawingml/2006/main" xmlns:pic="http://schemas.openxmlformats.org/drawingml/2006/picture">
             <wp:extent cx="4320000" cy="3432000"/>
-            <wp:docPr id="2" name="Picture 2"/>
+            <wp:docPr id="3" name="Picture 3"/>
             <wp:cNvGraphicFramePr>
               <a:graphicFrameLocks noChangeAspect="1"/>
             </wp:cNvGraphicFramePr>
@@ -753,7 +720,7 @@
         <w:drawing>
           <wp:inline xmlns:a="http://schemas.openxmlformats.org/drawingml/2006/main" xmlns:pic="http://schemas.openxmlformats.org/drawingml/2006/picture">
             <wp:extent cx="5277600" cy="1721813"/>
-            <wp:docPr id="3" name="Picture 3"/>
+            <wp:docPr id="4" name="Picture 4"/>
             <wp:cNvGraphicFramePr>
               <a:graphicFrameLocks noChangeAspect="1"/>
             </wp:cNvGraphicFramePr>
@@ -869,7 +836,7 @@
         <w:drawing>
           <wp:inline xmlns:a="http://schemas.openxmlformats.org/drawingml/2006/main" xmlns:pic="http://schemas.openxmlformats.org/drawingml/2006/picture">
             <wp:extent cx="5040000" cy="1756489"/>
-            <wp:docPr id="4" name="Picture 4"/>
+            <wp:docPr id="5" name="Picture 5"/>
             <wp:cNvGraphicFramePr>
               <a:graphicFrameLocks noChangeAspect="1"/>
             </wp:cNvGraphicFramePr>
@@ -881,7 +848,7 @@
                     <pic:cNvPicPr/>
                   </pic:nvPicPr>
                   <pic:blipFill>
-                    <a:blip r:embed="rId20"/>
+                    <a:blip r:embed="rId21"/>
                     <a:stretch>
                       <a:fillRect/>
                     </a:stretch>
@@ -938,7 +905,7 @@
         <w:drawing>
           <wp:inline xmlns:a="http://schemas.openxmlformats.org/drawingml/2006/main" xmlns:pic="http://schemas.openxmlformats.org/drawingml/2006/picture">
             <wp:extent cx="5277600" cy="1721813"/>
-            <wp:docPr id="5" name="Picture 5"/>
+            <wp:docPr id="6" name="Picture 6"/>
             <wp:cNvGraphicFramePr>
               <a:graphicFrameLocks noChangeAspect="1"/>
             </wp:cNvGraphicFramePr>
@@ -1173,7 +1140,7 @@
         <w:drawing>
           <wp:inline xmlns:a="http://schemas.openxmlformats.org/drawingml/2006/main" xmlns:pic="http://schemas.openxmlformats.org/drawingml/2006/picture">
             <wp:extent cx="5277600" cy="1994636"/>
-            <wp:docPr id="6" name="Picture 6"/>
+            <wp:docPr id="7" name="Picture 7"/>
             <wp:cNvGraphicFramePr>
               <a:graphicFrameLocks noChangeAspect="1"/>
             </wp:cNvGraphicFramePr>
@@ -1304,7 +1271,7 @@
         <w:drawing>
           <wp:inline xmlns:a="http://schemas.openxmlformats.org/drawingml/2006/main" xmlns:pic="http://schemas.openxmlformats.org/drawingml/2006/picture">
             <wp:extent cx="4320000" cy="3696000"/>
-            <wp:docPr id="7" name="Picture 7"/>
+            <wp:docPr id="8" name="Picture 8"/>
             <wp:cNvGraphicFramePr>
               <a:graphicFrameLocks noChangeAspect="1"/>
             </wp:cNvGraphicFramePr>
@@ -1449,7 +1416,7 @@
         <w:drawing>
           <wp:inline xmlns:a="http://schemas.openxmlformats.org/drawingml/2006/main" xmlns:pic="http://schemas.openxmlformats.org/drawingml/2006/picture">
             <wp:extent cx="4320000" cy="1936193"/>
-            <wp:docPr id="8" name="Picture 8"/>
+            <wp:docPr id="9" name="Picture 9"/>
             <wp:cNvGraphicFramePr>
               <a:graphicFrameLocks noChangeAspect="1"/>
             </wp:cNvGraphicFramePr>
@@ -1563,7 +1530,7 @@
         <w:drawing>
           <wp:inline xmlns:a="http://schemas.openxmlformats.org/drawingml/2006/main" xmlns:pic="http://schemas.openxmlformats.org/drawingml/2006/picture">
             <wp:extent cx="5277600" cy="2707006"/>
-            <wp:docPr id="9" name="Picture 9"/>
+            <wp:docPr id="10" name="Picture 10"/>
             <wp:cNvGraphicFramePr>
               <a:graphicFrameLocks noChangeAspect="1"/>
             </wp:cNvGraphicFramePr>
@@ -1679,7 +1646,7 @@
         <w:drawing>
           <wp:inline xmlns:a="http://schemas.openxmlformats.org/drawingml/2006/main" xmlns:pic="http://schemas.openxmlformats.org/drawingml/2006/picture">
             <wp:extent cx="5040000" cy="3557647"/>
-            <wp:docPr id="10" name="Picture 10"/>
+            <wp:docPr id="11" name="Picture 11"/>
             <wp:cNvGraphicFramePr>
               <a:graphicFrameLocks noChangeAspect="1"/>
             </wp:cNvGraphicFramePr>
@@ -1907,7 +1874,7 @@
     <w:sectPr>
       <w:footerReference w:type="default" r:id="rId53"/>
       <w:headerReference w:type="first" r:id="rId54"/>
-      <w:headerReference w:type="default" r:id="rId19"/>
+      <w:headerReference w:type="default" r:id="rId20"/>
       <w:pgSz w:w="11906" w:h="16838"/>
       <w:pgMar w:top="1440" w:right="1797" w:bottom="1440" w:left="1797" w:header="720" w:footer="720" w:gutter="0"/>
       <w:cols w:space="720"/>
@@ -2142,68 +2109,7 @@
 
 <file path=word/header3.xml><?xml version="1.0" encoding="utf-8"?>
 <w:hdr xmlns:wpc="http://schemas.microsoft.com/office/word/2010/wordprocessingCanvas" xmlns:cx="http://schemas.microsoft.com/office/drawing/2014/chartex" xmlns:cx1="http://schemas.microsoft.com/office/drawing/2015/9/8/chartex" xmlns:cx2="http://schemas.microsoft.com/office/drawing/2015/10/21/chartex" xmlns:cx3="http://schemas.microsoft.com/office/drawing/2016/5/9/chartex" xmlns:cx4="http://schemas.microsoft.com/office/drawing/2016/5/10/chartex" xmlns:cx5="http://schemas.microsoft.com/office/drawing/2016/5/11/chartex" xmlns:cx6="http://schemas.microsoft.com/office/drawing/2016/5/12/chartex" xmlns:cx7="http://schemas.microsoft.com/office/drawing/2016/5/13/chartex" xmlns:cx8="http://schemas.microsoft.com/office/drawing/2016/5/14/chartex" xmlns:mc="http://schemas.openxmlformats.org/markup-compatibility/2006" xmlns:aink="http://schemas.microsoft.com/office/drawing/2016/ink" xmlns:am3d="http://schemas.microsoft.com/office/drawing/2017/model3d" xmlns:o="urn:schemas-microsoft-com:office:office" xmlns:oel="http://schemas.microsoft.com/office/2019/extlst" xmlns:r="http://schemas.openxmlformats.org/officeDocument/2006/relationships" xmlns:m="http://schemas.openxmlformats.org/officeDocument/2006/math" xmlns:v="urn:schemas-microsoft-com:vml" xmlns:wp14="http://schemas.microsoft.com/office/word/2010/wordprocessingDrawing" xmlns:wp="http://schemas.openxmlformats.org/drawingml/2006/wordprocessingDrawing" xmlns:w10="urn:schemas-microsoft-com:office:word" xmlns:w="http://schemas.openxmlformats.org/wordprocessingml/2006/main" xmlns:w14="http://schemas.microsoft.com/office/word/2010/wordml" xmlns:w15="http://schemas.microsoft.com/office/word/2012/wordml" xmlns:w16cex="http://schemas.microsoft.com/office/word/2018/wordml/cex" xmlns:w16cid="http://schemas.microsoft.com/office/word/2016/wordml/cid" xmlns:w16="http://schemas.microsoft.com/office/word/2018/wordml" xmlns:w16du="http://schemas.microsoft.com/office/word/2023/wordml/word16du" xmlns:w16sdtdh="http://schemas.microsoft.com/office/word/2020/wordml/sdtdatahash" xmlns:w16sdtfl="http://schemas.microsoft.com/office/word/2024/wordml/sdtformatlock" xmlns:w16se="http://schemas.microsoft.com/office/word/2015/wordml/symex" xmlns:wpg="http://schemas.microsoft.com/office/word/2010/wordprocessingGroup" xmlns:wpi="http://schemas.microsoft.com/office/word/2010/wordprocessingInk" xmlns:wne="http://schemas.microsoft.com/office/word/2006/wordml" xmlns:wps="http://schemas.microsoft.com/office/word/2010/wordprocessingShape" mc:Ignorable="w14 w15 w16se w16cid w16 w16cex w16sdtdh w16sdtfl w16du wp14">
-  <w:p>
-    <w:pPr>
-      <w:pStyle w:val="a5"/>
-      <w:ind w:firstLine="0"/>
-      <w:rPr>
-        <w:lang w:eastAsia="zh-CN"/>
-      </w:rPr>
-    </w:pPr>
-    <w:r>
-      <w:rPr>
-        <w:rFonts w:ascii="仿宋" w:eastAsia="仿宋" w:hAnsi="仿宋" w:cs="仿宋" w:hint="eastAsia"/>
-        <w:sz w:val="28"/>
-        <w:szCs w:val="28"/>
-        <w:lang w:eastAsia="zh-CN"/>
-      </w:rPr>
-      <w:ptab w:relativeTo="margin" w:alignment="left" w:leader="none"/>
-    </w:r>
-    <w:r>
-      <w:rPr>
-        <w:rFonts w:ascii="仿宋" w:eastAsia="仿宋" w:hAnsi="仿宋" w:cs="仿宋" w:hint="eastAsia"/>
-        <w:sz w:val="28"/>
-        <w:szCs w:val="28"/>
-        <w:lang w:eastAsia="zh-CN"/>
-      </w:rPr>
-      <w:t>余杭区2026</w:t>
-    </w:r>
-    <w:r>
-      <w:rPr>
-        <w:rFonts w:ascii="仿宋" w:eastAsia="仿宋" w:hAnsi="仿宋" w:cs="仿宋" w:hint="eastAsia"/>
-        <w:sz w:val="28"/>
-        <w:szCs w:val="28"/>
-        <w:lang w:eastAsia="zh-CN"/>
-      </w:rPr>
-      <w:t>年教育学会论文</w:t>
-    </w:r>
-    <w:r>
-      <w:rPr>
-        <w:rFonts w:ascii="仿宋" w:eastAsia="仿宋" w:hAnsi="仿宋" w:cs="仿宋" w:hint="eastAsia"/>
-        <w:sz w:val="28"/>
-        <w:szCs w:val="28"/>
-        <w:u w:val="single"/>
-        <w:lang w:eastAsia="zh-CN"/>
-      </w:rPr>
-      <w:t>语文</w:t>
-    </w:r>
-    <w:r>
-      <w:rPr>
-        <w:rFonts w:ascii="仿宋" w:eastAsia="仿宋" w:hAnsi="仿宋" w:cs="仿宋" w:hint="eastAsia"/>
-        <w:sz w:val="28"/>
-        <w:szCs w:val="28"/>
-        <w:lang w:eastAsia="zh-CN"/>
-      </w:rPr>
-      <w:t>学科</w:t>
-    </w:r>
-  </w:p>
-  <w:p>
-    <w:pPr>
-      <w:rPr>
-        <w:lang w:eastAsia="zh-CN"/>
-      </w:rPr>
-    </w:pPr>
-  </w:p>
+  <w:p/>
 </w:hdr>
 </file>
 
